--- a/submission/Video_Production_Package_v2.1.docx
+++ b/submission/Video_Production_Package_v2.1.docx
@@ -10,7 +10,7 @@
         <w:t xml:space="preserve">Revised May 8, 2026 – Final LRBAA Submission Version</w:t>
       </w:r>
     </w:p>
-    <w:bookmarkStart w:id="16" w:name="X43e8dae0c705adad7bcc3efc18923c33021ec7a"/>
+    <w:bookmarkStart w:id="17" w:name="X43e8dae0c705adad7bcc3efc18923c33021ec7a"/>
     <w:p>
       <w:pPr>
         <w:pStyle w:val="Heading1"/>
@@ -60,7 +60,23 @@
         <w:t xml:space="preserve"> </w:t>
       </w:r>
       <w:r>
-        <w:t xml:space="preserve">4:00</w:t>
+        <w:t xml:space="preserve">4:00 for the local silent / Edge-TTS render;</w:t>
+      </w:r>
+      <w:r>
+        <w:t xml:space="preserve"> </w:t>
+      </w:r>
+      <w:r>
+        <w:rPr>
+          <w:b/>
+          <w:bCs/>
+        </w:rPr>
+        <w:t xml:space="preserve">3:38.98</w:t>
+      </w:r>
+      <w:r>
+        <w:t xml:space="preserve"> </w:t>
+      </w:r>
+      <w:r>
+        <w:t xml:space="preserve">for the primary reviewer video built around the recorded WAV.</w:t>
       </w:r>
       <w:r>
         <w:br/>
@@ -1538,13 +1554,13 @@
       </w:r>
     </w:p>
     <w:bookmarkEnd w:id="13"/>
-    <w:bookmarkStart w:id="14" w:name="optional-one-click-free-ai-polish"/>
+    <w:bookmarkStart w:id="14" w:name="primary-recorded-voiceover-render"/>
     <w:p>
       <w:pPr>
         <w:pStyle w:val="Heading2"/>
       </w:pPr>
       <w:r>
-        <w:t xml:space="preserve">Optional One-Click Free AI Polish</w:t>
+        <w:t xml:space="preserve">Primary recorded-voiceover render</w:t>
       </w:r>
     </w:p>
     <w:p>
@@ -1552,20 +1568,89 @@
         <w:pStyle w:val="FirstParagraph"/>
       </w:pPr>
       <w:r>
-        <w:t xml:space="preserve">If the user wants a more animated version with the least manual effort, use</w:t>
-      </w:r>
-      <w:r>
-        <w:t xml:space="preserve"> </w:t>
-      </w:r>
-      <w:r>
-        <w:rPr>
-          <w:b/>
-          <w:bCs/>
-        </w:rPr>
-        <w:t xml:space="preserve">CapCut Free</w:t>
-      </w:r>
-      <w:r>
-        <w:t xml:space="preserve">:</w:t>
+        <w:t xml:space="preserve">For the submission video built around the recorded narration, use the checked-in WAV as the timing source. The render script measures the WAV duration, creates recorded-voiceover keyframes with burned-in captions, and muxes the exact recorded audio into the MP4:</w:t>
+      </w:r>
+    </w:p>
+    <w:p>
+      <w:pPr>
+        <w:pStyle w:val="SourceCode"/>
+      </w:pPr>
+      <w:r>
+        <w:rPr>
+          <w:rStyle w:val="FunctionTok"/>
+        </w:rPr>
+        <w:t xml:space="preserve">cd</w:t>
+      </w:r>
+      <w:r>
+        <w:rPr>
+          <w:rStyle w:val="NormalTok"/>
+        </w:rPr>
+        <w:t xml:space="preserve"> </w:t>
+      </w:r>
+      <w:r>
+        <w:rPr>
+          <w:rStyle w:val="StringTok"/>
+        </w:rPr>
+        <w:t xml:space="preserve">"C:\Users\Besn Daddy\Desktop\Ancile Aeris\Ancile-Aeris"</w:t>
+      </w:r>
+      <w:r>
+        <w:br/>
+      </w:r>
+      <w:r>
+        <w:rPr>
+          <w:rStyle w:val="NormalTok"/>
+        </w:rPr>
+        <w:t xml:space="preserve">python tools\render_recorded_voiceover_v21_video</w:t>
+      </w:r>
+      <w:r>
+        <w:rPr>
+          <w:rStyle w:val="OperatorTok"/>
+        </w:rPr>
+        <w:t xml:space="preserve">.</w:t>
+      </w:r>
+      <w:r>
+        <w:rPr>
+          <w:rStyle w:val="FunctionTok"/>
+        </w:rPr>
+        <w:t xml:space="preserve">py</w:t>
+      </w:r>
+      <w:r>
+        <w:rPr>
+          <w:rStyle w:val="NormalTok"/>
+        </w:rPr>
+        <w:t xml:space="preserve"> </w:t>
+      </w:r>
+      <w:r>
+        <w:rPr>
+          <w:rStyle w:val="OperatorTok"/>
+        </w:rPr>
+        <w:t xml:space="preserve">--</w:t>
+      </w:r>
+      <w:r>
+        <w:rPr>
+          <w:rStyle w:val="NormalTok"/>
+        </w:rPr>
+        <w:t xml:space="preserve">voiceover artifacts\video_v21\recorded_voiceover\NoteGPT_Speech_1778252509802</w:t>
+      </w:r>
+      <w:r>
+        <w:rPr>
+          <w:rStyle w:val="OperatorTok"/>
+        </w:rPr>
+        <w:t xml:space="preserve">.</w:t>
+      </w:r>
+      <w:r>
+        <w:rPr>
+          <w:rStyle w:val="FunctionTok"/>
+        </w:rPr>
+        <w:t xml:space="preserve">wav</w:t>
+      </w:r>
+    </w:p>
+    <w:p>
+      <w:pPr>
+        <w:pStyle w:val="FirstParagraph"/>
+      </w:pPr>
+      <w:r>
+        <w:t xml:space="preserve">Outputs:</w:t>
       </w:r>
     </w:p>
     <w:p>
@@ -1577,7 +1662,16 @@
         </w:numPr>
       </w:pPr>
       <w:r>
-        <w:t xml:space="preserve">Open CapCut Desktop or Web.</w:t>
+        <w:t xml:space="preserve">Source WAV:</w:t>
+      </w:r>
+      <w:r>
+        <w:t xml:space="preserve"> </w:t>
+      </w:r>
+      <w:r>
+        <w:rPr>
+          <w:rStyle w:val="VerbatimChar"/>
+        </w:rPr>
+        <w:t xml:space="preserve">artifacts/video_v21/recorded_voiceover/NoteGPT_Speech_1778252509802.wav</w:t>
       </w:r>
     </w:p>
     <w:p>
@@ -1589,7 +1683,16 @@
         </w:numPr>
       </w:pPr>
       <w:r>
-        <w:t xml:space="preserve">Create a 16:9 project.</w:t>
+        <w:t xml:space="preserve">Key frames:</w:t>
+      </w:r>
+      <w:r>
+        <w:t xml:space="preserve"> </w:t>
+      </w:r>
+      <w:r>
+        <w:rPr>
+          <w:rStyle w:val="VerbatimChar"/>
+        </w:rPr>
+        <w:t xml:space="preserve">artifacts/video_v21/recorded_voiceover_keyframes/*.png</w:t>
       </w:r>
     </w:p>
     <w:p>
@@ -1601,7 +1704,11 @@
         </w:numPr>
       </w:pPr>
       <w:r>
-        <w:t xml:space="preserve">Import every PNG from</w:t>
+        <w:rPr>
+          <w:b/>
+          <w:bCs/>
+        </w:rPr>
+        <w:t xml:space="preserve">Primary recorded-voiceover MP4:</w:t>
       </w:r>
       <w:r>
         <w:t xml:space="preserve"> </w:t>
@@ -1610,58 +1717,17 @@
         <w:rPr>
           <w:rStyle w:val="VerbatimChar"/>
         </w:rPr>
-        <w:t xml:space="preserve">artifacts/video_v21/keyframes/</w:t>
-      </w:r>
-      <w:r>
-        <w:t xml:space="preserve">.</w:t>
-      </w:r>
-    </w:p>
-    <w:p>
-      <w:pPr>
-        <w:pStyle w:val="Compact"/>
-        <w:numPr>
-          <w:ilvl w:val="0"/>
-          <w:numId w:val="1003"/>
-        </w:numPr>
-      </w:pPr>
-      <w:r>
-        <w:t xml:space="preserve">Set each key frame to match the time blocks above, total 4:00.</w:t>
-      </w:r>
-    </w:p>
-    <w:p>
-      <w:pPr>
-        <w:pStyle w:val="Compact"/>
-        <w:numPr>
-          <w:ilvl w:val="0"/>
-          <w:numId w:val="1003"/>
-        </w:numPr>
-      </w:pPr>
-      <w:r>
-        <w:t xml:space="preserve">Add Auto Captions or text overlays from</w:t>
-      </w:r>
-      <w:r>
-        <w:t xml:space="preserve"> </w:t>
-      </w:r>
-      <w:r>
-        <w:rPr>
-          <w:rStyle w:val="VerbatimChar"/>
-        </w:rPr>
-        <w:t xml:space="preserve">Ancile_Aeris_Video_Script_v2.1.md</w:t>
-      </w:r>
-      <w:r>
-        <w:t xml:space="preserve">.</w:t>
-      </w:r>
-    </w:p>
-    <w:p>
-      <w:pPr>
-        <w:pStyle w:val="Compact"/>
-        <w:numPr>
-          <w:ilvl w:val="0"/>
-          <w:numId w:val="1003"/>
-        </w:numPr>
-      </w:pPr>
-      <w:r>
-        <w:t xml:space="preserve">Export 1080p MP4.</w:t>
+        <w:t xml:space="preserve">artifacts/video_v21/Ancile_Aeris_v2.1_LRBAA_BORAP_04_recorded_voiceover_demo.mp4</w:t>
+      </w:r>
+    </w:p>
+    <w:bookmarkEnd w:id="14"/>
+    <w:bookmarkStart w:id="15" w:name="optional-one-click-free-ai-polish"/>
+    <w:p>
+      <w:pPr>
+        <w:pStyle w:val="Heading2"/>
+      </w:pPr>
+      <w:r>
+        <w:t xml:space="preserve">Optional One-Click Free AI Polish</w:t>
       </w:r>
     </w:p>
     <w:p>
@@ -1669,28 +1735,20 @@
         <w:pStyle w:val="FirstParagraph"/>
       </w:pPr>
       <w:r>
-        <w:t xml:space="preserve">Paste this prompt into CapCut AI / script-to-video if available:</w:t>
-      </w:r>
-    </w:p>
-    <w:p>
-      <w:pPr>
-        <w:pStyle w:val="SourceCode"/>
-      </w:pPr>
-      <w:r>
-        <w:rPr>
-          <w:rStyle w:val="VerbatimChar"/>
-        </w:rPr>
-        <w:t xml:space="preserve">Create a 4-minute professional DHS LRBAA submission demo video for Ancile Aeris v2.1. Use a calm defense-technology style: dark navy interface, gold accents, clean technical diagrams, no explosions, no hype. Show a ROS 2 counter-UAS software prototype with a Mothership FOB Swarm: 2-4 mobile forward operating bases in one operational area, each carrying 10-12 modular micro-drones. Payload variants: Sensor Pod, Acoustic Disruptor, Kevlar Web Deployer, Cognitive EW Pod, and Kamikaze Ram. Emphasize non-kinetic-first doctrine. Show Kamikaze Ram only as simulation-only, last-resort, policy-off by default, requiring double human authorization. Include DARKSPACE audit status, /mesh/fob_status, /payload/micro_deployment, /effector/selected_plan, and /cognitive_ew_commands. Tone: measured, credible, DHS reviewer-ready. Persistent disclaimer: Simulation-only C-UAS defensive demonstration. No autonomous weapon release.</w:t>
-      </w:r>
-    </w:p>
-    <w:bookmarkEnd w:id="14"/>
-    <w:bookmarkStart w:id="15" w:name="production-guardrails"/>
-    <w:p>
-      <w:pPr>
-        <w:pStyle w:val="Heading2"/>
-      </w:pPr>
-      <w:r>
-        <w:t xml:space="preserve">Production Guardrails</w:t>
+        <w:t xml:space="preserve">If the user wants a more animated version with the least manual effort, use</w:t>
+      </w:r>
+      <w:r>
+        <w:t xml:space="preserve"> </w:t>
+      </w:r>
+      <w:r>
+        <w:rPr>
+          <w:b/>
+          <w:bCs/>
+        </w:rPr>
+        <w:t xml:space="preserve">CapCut Free</w:t>
+      </w:r>
+      <w:r>
+        <w:t xml:space="preserve">:</w:t>
       </w:r>
     </w:p>
     <w:p>
@@ -1702,7 +1760,7 @@
         </w:numPr>
       </w:pPr>
       <w:r>
-        <w:t xml:space="preserve">Do not show explosions, combat impact shots, gore, or triumphal kinetic framing.</w:t>
+        <w:t xml:space="preserve">Open CapCut Desktop or Web.</w:t>
       </w:r>
     </w:p>
     <w:p>
@@ -1714,7 +1772,7 @@
         </w:numPr>
       </w:pPr>
       <w:r>
-        <w:t xml:space="preserve">Treat all payloads as simulation inventory and software coordination.</w:t>
+        <w:t xml:space="preserve">Create a 16:9 project.</w:t>
       </w:r>
     </w:p>
     <w:p>
@@ -1726,7 +1784,19 @@
         </w:numPr>
       </w:pPr>
       <w:r>
-        <w:t xml:space="preserve">Keep kamikaze ram visually locked/gated and secondary.</w:t>
+        <w:t xml:space="preserve">Import every PNG from</w:t>
+      </w:r>
+      <w:r>
+        <w:t xml:space="preserve"> </w:t>
+      </w:r>
+      <w:r>
+        <w:rPr>
+          <w:rStyle w:val="VerbatimChar"/>
+        </w:rPr>
+        <w:t xml:space="preserve">artifacts/video_v21/keyframes/</w:t>
+      </w:r>
+      <w:r>
+        <w:t xml:space="preserve">.</w:t>
       </w:r>
     </w:p>
     <w:p>
@@ -1738,6 +1808,119 @@
         </w:numPr>
       </w:pPr>
       <w:r>
+        <w:t xml:space="preserve">Set each key frame to match the time blocks above, total 4:00.</w:t>
+      </w:r>
+    </w:p>
+    <w:p>
+      <w:pPr>
+        <w:pStyle w:val="Compact"/>
+        <w:numPr>
+          <w:ilvl w:val="0"/>
+          <w:numId w:val="1004"/>
+        </w:numPr>
+      </w:pPr>
+      <w:r>
+        <w:t xml:space="preserve">Add Auto Captions or text overlays from</w:t>
+      </w:r>
+      <w:r>
+        <w:t xml:space="preserve"> </w:t>
+      </w:r>
+      <w:r>
+        <w:rPr>
+          <w:rStyle w:val="VerbatimChar"/>
+        </w:rPr>
+        <w:t xml:space="preserve">Ancile_Aeris_Video_Script_v2.1.md</w:t>
+      </w:r>
+      <w:r>
+        <w:t xml:space="preserve">.</w:t>
+      </w:r>
+    </w:p>
+    <w:p>
+      <w:pPr>
+        <w:pStyle w:val="Compact"/>
+        <w:numPr>
+          <w:ilvl w:val="0"/>
+          <w:numId w:val="1004"/>
+        </w:numPr>
+      </w:pPr>
+      <w:r>
+        <w:t xml:space="preserve">Export 1080p MP4.</w:t>
+      </w:r>
+    </w:p>
+    <w:p>
+      <w:pPr>
+        <w:pStyle w:val="FirstParagraph"/>
+      </w:pPr>
+      <w:r>
+        <w:t xml:space="preserve">Paste this prompt into CapCut AI / script-to-video if available:</w:t>
+      </w:r>
+    </w:p>
+    <w:p>
+      <w:pPr>
+        <w:pStyle w:val="SourceCode"/>
+      </w:pPr>
+      <w:r>
+        <w:rPr>
+          <w:rStyle w:val="VerbatimChar"/>
+        </w:rPr>
+        <w:t xml:space="preserve">Create a 4-minute professional DHS LRBAA submission demo video for Ancile Aeris v2.1. Use a calm defense-technology style: dark navy interface, gold accents, clean technical diagrams, no explosions, no hype. Show a ROS 2 counter-UAS software prototype with a Mothership FOB Swarm: 2-4 mobile forward operating bases in one operational area, each carrying 10-12 modular micro-drones. Payload variants: Sensor Pod, Acoustic Disruptor, Kevlar Web Deployer, Cognitive EW Pod, and Kamikaze Ram. Emphasize non-kinetic-first doctrine. Show Kamikaze Ram only as simulation-only, last-resort, policy-off by default, requiring double human authorization. Include DARKSPACE audit status, /mesh/fob_status, /payload/micro_deployment, /effector/selected_plan, and /cognitive_ew_commands. Tone: measured, credible, DHS reviewer-ready. Persistent disclaimer: Simulation-only C-UAS defensive demonstration. No autonomous weapon release.</w:t>
+      </w:r>
+    </w:p>
+    <w:bookmarkEnd w:id="15"/>
+    <w:bookmarkStart w:id="16" w:name="production-guardrails"/>
+    <w:p>
+      <w:pPr>
+        <w:pStyle w:val="Heading2"/>
+      </w:pPr>
+      <w:r>
+        <w:t xml:space="preserve">Production Guardrails</w:t>
+      </w:r>
+    </w:p>
+    <w:p>
+      <w:pPr>
+        <w:pStyle w:val="Compact"/>
+        <w:numPr>
+          <w:ilvl w:val="0"/>
+          <w:numId w:val="1005"/>
+        </w:numPr>
+      </w:pPr>
+      <w:r>
+        <w:t xml:space="preserve">Do not show explosions, combat impact shots, gore, or triumphal kinetic framing.</w:t>
+      </w:r>
+    </w:p>
+    <w:p>
+      <w:pPr>
+        <w:pStyle w:val="Compact"/>
+        <w:numPr>
+          <w:ilvl w:val="0"/>
+          <w:numId w:val="1005"/>
+        </w:numPr>
+      </w:pPr>
+      <w:r>
+        <w:t xml:space="preserve">Treat all payloads as simulation inventory and software coordination.</w:t>
+      </w:r>
+    </w:p>
+    <w:p>
+      <w:pPr>
+        <w:pStyle w:val="Compact"/>
+        <w:numPr>
+          <w:ilvl w:val="0"/>
+          <w:numId w:val="1005"/>
+        </w:numPr>
+      </w:pPr>
+      <w:r>
+        <w:t xml:space="preserve">Keep kamikaze ram visually locked/gated and secondary.</w:t>
+      </w:r>
+    </w:p>
+    <w:p>
+      <w:pPr>
+        <w:pStyle w:val="Compact"/>
+        <w:numPr>
+          <w:ilvl w:val="0"/>
+          <w:numId w:val="1005"/>
+        </w:numPr>
+      </w:pPr>
+      <w:r>
         <w:t xml:space="preserve">Use the disclaimer at opening and closing.</w:t>
       </w:r>
     </w:p>
@@ -1753,8 +1936,8 @@
         <w:t xml:space="preserve">Ancile Aeris v2.1 - Property of Fratres X AI</w:t>
       </w:r>
     </w:p>
-    <w:bookmarkEnd w:id="15"/>
     <w:bookmarkEnd w:id="16"/>
+    <w:bookmarkEnd w:id="17"/>
     <w:sectPr>
       <w:footnotePr>
         <w:numRestart w:val="eachSect"/>
@@ -2063,6 +2246,9 @@
     <w:abstractNumId w:val="991"/>
   </w:num>
   <w:num w:numId="1003">
+    <w:abstractNumId w:val="991"/>
+  </w:num>
+  <w:num w:numId="1004">
     <w:abstractNumId w:val="99411"/>
     <w:lvlOverride w:ilvl="0">
       <w:startOverride w:val="1"/>
@@ -2092,7 +2278,7 @@
       <w:startOverride w:val="1"/>
     </w:lvlOverride>
   </w:num>
-  <w:num w:numId="1004">
+  <w:num w:numId="1005">
     <w:abstractNumId w:val="991"/>
   </w:num>
 </w:numbering>
